--- a/strict-ooxml-core/tests/strict/strict-stage5c.docx
+++ b/strict-ooxml-core/tests/strict/strict-stage5c.docx
@@ -68,7 +68,6 @@
         <m:f>
           <m:fPr>
             <m:type m:val="lin"/>
-            <m:smallFrac m:val="1"/>
           </m:fPr>
           <m:num>
             <m:r>
@@ -88,7 +87,7 @@
       <m:oMath>
         <m:f>
           <m:fPr>
-            <m:type m:val="skew"/>
+            <m:type m:val="skw"/>
           </m:fPr>
           <m:num>
             <m:r>
@@ -574,7 +573,7 @@
         </m:groupChr>
         <m:box>
           <m:boxPr>
-            <m:aln m:val="center"/>
+            <m:aln/>
           </m:boxPr>
           <m:e>
             <m:r>
@@ -584,17 +583,11 @@
         </m:box>
         <m:borderBox>
           <m:borderBoxPr>
-            <m:lines m:val="1"/>
-            <m:shadow m:val="0"/>
+            <m:strikeH/>
           </m:borderBoxPr>
           <m:e>
             <m:r>
               <m:t>a</m:t>
-            </m:r>
-          </m:e>
-          <m:e>
-            <m:r>
-              <m:t>b</m:t>
             </m:r>
           </m:e>
         </m:borderBox>
@@ -630,7 +623,7 @@
         </m:r>
         <m:r>
           <m:rPr>
-            <m:scr m:val="doubleStruck"/>
+            <m:scr m:val="double-struck"/>
           </m:rPr>
           <m:t>ds</m:t>
         </m:r>
@@ -650,7 +643,7 @@
       <m:oMath>
         <m:m>
           <m:mPr>
-            <m:baseJc m:val="right"/>
+            <m:baseJc m:val="bottom"/>
             <m:mcs>
               <m:mc>
                 <m:mcPr>
@@ -663,7 +656,6 @@
             <m:e>
               <m:argPr>
                 <m:defJc m:val="right"/>
-                <m:sty m:val="i"/>
               </m:argPr>
               <m:r>
                 <m:t>aligned</m:t>
@@ -1161,7 +1153,7 @@
           </m:groupChr>
           <m:box>
             <m:boxPr>
-              <m:aln m:val="center"/>
+              <m:aln/>
             </m:boxPr>
             <m:e>
               <m:r>
@@ -1171,17 +1163,11 @@
           </m:box>
           <m:borderBox>
             <m:borderBoxPr>
-              <m:lines m:val="1"/>
-              <m:shadow m:val="0"/>
+              <m:strikeH/>
             </m:borderBoxPr>
             <m:e>
               <m:r>
                 <m:t>a</m:t>
-              </m:r>
-            </m:e>
-            <m:e>
-              <m:r>
-                <m:t>b</m:t>
               </m:r>
             </m:e>
           </m:borderBox>

--- a/strict-ooxml-core/tests/strict/strict-stage5c.docx
+++ b/strict-ooxml-core/tests/strict/strict-stage5c.docx
@@ -184,7 +184,9 @@
             <m:r>
               <m:t>x</m:t>
             </m:r>
-            2+1
+            <m:r>
+              <m:t>2+1</m:t>
+            </m:r>
           </m:e>
         </m:rad>
         <m:rad>
@@ -325,9 +327,9 @@
         </m:d>
         <m:d>
           <m:dPr>
-            <m:grow m:val="0"/>
             <m:begChr m:val=""/>
             <m:endChr m:val=""/>
+            <m:grow m:val="0"/>
           </m:dPr>
           <m:e>
             <m:r>
@@ -479,20 +481,21 @@
           <m:e>
             <m:eqArr>
               <m:eqArrPr>
+                <m:maxDist m:val="0"/>
+                <m:objDist m:val="1"/>
                 <m:rSpRule m:val="1"/>
                 <m:rSp m:val="120"/>
-                <m:maxDist m:val="0"/>
-                <m:objDist m:val="1"/>
               </m:eqArrPr>
               <m:e>
                 <m:r>
                   <m:t>2</m:t>
                 </m:r>
-                 + 
-                <m:r>
-                  <m:t>3</m:t>
-                </m:r>
-                 = 
+                <m:r>
+                  <m:t> + </m:t>
+                </m:r>
+                <m:r>
+                  <m:t>=</m:t>
+                </m:r>
                 <m:r>
                   <m:t>5</m:t>
                 </m:r>
@@ -501,7 +504,9 @@
                 <m:r>
                   <m:t>x</m:t>
                 </m:r>
-                 = 
+                <m:r>
+                  <m:t> = </m:t>
+                </m:r>
                 <m:r>
                   <m:t>1</m:t>
                 </m:r>
@@ -518,7 +523,7 @@
       <m:oMath>
         <m:acc>
           <m:accPr>
-            <m:chr m:val="x̂"/>
+            <m:chr m:val="^"/>
           </m:accPr>
           <m:e>
             <m:r>
@@ -549,14 +554,16 @@
         <m:groupChr>
           <m:groupChrPr>
             <m:chr m:val="⏞"/>
+            <m:pos m:val="top"/>
             <m:vertJc m:val="bot"/>
-            <m:pos m:val="top"/>
           </m:groupChrPr>
           <m:e>
             <m:r>
               <m:t>z</m:t>
             </m:r>
-            2
+            <m:r>
+              <m:t>2</m:t>
+            </m:r>
           </m:e>
         </m:groupChr>
         <m:groupChr>
@@ -568,7 +575,9 @@
             <m:r>
               <m:t>z</m:t>
             </m:r>
-            2
+            <m:r>
+              <m:t>2</m:t>
+            </m:r>
           </m:e>
         </m:groupChr>
         <m:box>
@@ -654,10 +663,11 @@
           </m:mPr>
           <m:mr>
             <m:e>
-              <m:argPr>
-                <m:defJc m:val="right"/>
-              </m:argPr>
-              <m:r>
+              <m:argPr/>
+              <m:r>
+                <m:rPr>
+                  <m:sty m:val="i"/>
+                </m:rPr>
                 <m:t>aligned</m:t>
               </m:r>
             </m:e>
@@ -778,7 +788,9 @@
               <m:r>
                 <m:t>x</m:t>
               </m:r>
-              2+1
+              <m:r>
+                <m:t>2+1</m:t>
+              </m:r>
             </m:e>
           </m:rad>
           <m:rad>
@@ -916,9 +928,9 @@
           </m:d>
           <m:d>
             <m:dPr>
-              <m:grow m:val="0"/>
               <m:begChr m:val=""/>
               <m:endChr m:val=""/>
+              <m:grow m:val="0"/>
             </m:dPr>
             <m:e>
               <m:r>
@@ -1064,20 +1076,21 @@
             <m:e>
               <m:eqArr>
                 <m:eqArrPr>
+                  <m:maxDist m:val="0"/>
+                  <m:objDist m:val="1"/>
                   <m:rSpRule m:val="1"/>
                   <m:rSp m:val="120"/>
-                  <m:maxDist m:val="0"/>
-                  <m:objDist m:val="1"/>
                 </m:eqArrPr>
                 <m:e>
                   <m:r>
                     <m:t>2</m:t>
                   </m:r>
-                   + 
                   <m:r>
-                    <m:t>3</m:t>
+                    <m:t> + </m:t>
                   </m:r>
-                   = 
+                  <m:r>
+                    <m:t>=</m:t>
+                  </m:r>
                   <m:r>
                     <m:t>5</m:t>
                   </m:r>
@@ -1086,7 +1099,9 @@
                   <m:r>
                     <m:t>x</m:t>
                   </m:r>
-                   = 
+                  <m:r>
+                    <m:t> = </m:t>
+                  </m:r>
                   <m:r>
                     <m:t>1</m:t>
                   </m:r>
@@ -1098,7 +1113,7 @@
         <m:oMath>
           <m:acc>
             <m:accPr>
-              <m:chr m:val="x̂"/>
+              <m:chr m:val="^"/>
             </m:accPr>
             <m:e>
               <m:r>
@@ -1129,14 +1144,16 @@
           <m:groupChr>
             <m:groupChrPr>
               <m:chr m:val="⏞"/>
+              <m:pos m:val="top"/>
               <m:vertJc m:val="bot"/>
-              <m:pos m:val="top"/>
             </m:groupChrPr>
             <m:e>
               <m:r>
                 <m:t>z</m:t>
               </m:r>
-              2
+              <m:r>
+                <m:t>2</m:t>
+              </m:r>
             </m:e>
           </m:groupChr>
           <m:groupChr>
@@ -1148,7 +1165,9 @@
               <m:r>
                 <m:t>z</m:t>
               </m:r>
-              2
+              <m:r>
+                <m:t>2</m:t>
+              </m:r>
             </m:e>
           </m:groupChr>
           <m:box>
@@ -1187,7 +1206,7 @@
     </w:p>
     <w:sectPr>
       <w:pgSz w:w="12240" w:h="15840"/>
-      <w:pgMar w:top="1440" w:right="1440" w:bottom="1440" w:left="1440" w:header="720" w:footer="720"/>
+      <w:pgMar w:top="1440" w:right="1440" w:bottom="1440" w:left="1440" w:header="720" w:footer="720" w:gutter="0"/>
     </w:sectPr>
   </w:body>
 </w:document>

--- a/strict-ooxml-core/tests/strict/strict-stage5c.docx
+++ b/strict-ooxml-core/tests/strict/strict-stage5c.docx
@@ -543,7 +543,7 @@
         </m:bar>
         <m:bar>
           <m:barPr>
-            <m:pos m:val="bot"/>
+            <m:pos m:val="bottom"/>
           </m:barPr>
           <m:e>
             <m:r>
@@ -555,7 +555,7 @@
           <m:groupChrPr>
             <m:chr m:val="⏞"/>
             <m:pos m:val="top"/>
-            <m:vertJc m:val="bot"/>
+            <m:vertJc m:val="bottom"/>
           </m:groupChrPr>
           <m:e>
             <m:r>
@@ -569,7 +569,7 @@
         <m:groupChr>
           <m:groupChrPr>
             <m:chr m:val="⏟"/>
-            <m:pos m:val="bot"/>
+            <m:pos m:val="bottom"/>
           </m:groupChrPr>
           <m:e>
             <m:r>
@@ -1133,7 +1133,7 @@
           </m:bar>
           <m:bar>
             <m:barPr>
-              <m:pos m:val="bot"/>
+              <m:pos m:val="bottom"/>
             </m:barPr>
             <m:e>
               <m:r>
@@ -1145,7 +1145,7 @@
             <m:groupChrPr>
               <m:chr m:val="⏞"/>
               <m:pos m:val="top"/>
-              <m:vertJc m:val="bot"/>
+              <m:vertJc m:val="bottom"/>
             </m:groupChrPr>
             <m:e>
               <m:r>
@@ -1159,7 +1159,7 @@
           <m:groupChr>
             <m:groupChrPr>
               <m:chr m:val="⏟"/>
-              <m:pos m:val="bot"/>
+              <m:pos m:val="bottom"/>
             </m:groupChrPr>
             <m:e>
               <m:r>
